--- a/Documentation/Manual_de_Usuario_Testers.docx
+++ b/Documentation/Manual_de_Usuario_Testers.docx
@@ -6866,7 +6866,7 @@
           <w:sz w:val="22"/>
           <w:szCs w:val="22"/>
         </w:rPr>
-        <w:t xml:space="preserve">En la parte superior derecha del reporte hay un botón "⬇ Descargar CSV" con un resumen en formato de hoja de cálculo, fácil de abrir en Excel.</w:t>
+        <w:t xml:space="preserve">En la parte superior derecha del reporte hay un botón "⬇ CSV" con un resumen en formato de hoja de cálculo, fácil de abrir en Excel.</w:t>
       </w:r>
     </w:p>
     <w:p>
@@ -6884,9 +6884,142 @@
           <w:sz w:val="22"/>
           <w:szCs w:val="22"/>
         </w:rPr>
-        <w:t xml:space="preserve">En la pestaña "📊 Análisis Estadístico PNF" hay un botón "⬇ Descargar Informe PDF" con el análisis de las pruebas de carga listo para compartir por correo.</w:t>
-      </w:r>
-    </w:p>
+        <w:t xml:space="preserve">Junto a él, un botón "⬇ Resumen Ejecutivo (PDF)" descarga toda la pestaña Resumen (el círculo de porcentaje, las tarjetas por tipo y la tendencia histórica) lista para compartir por correo o adjuntar a un informe.</w:t>
+      </w:r>
+    </w:p>
+    <w:p>
+      <w:pPr>
+        <w:pStyle w:val="ListParagraph"/>
+        <w:numPr>
+          <w:ilvl w:val="0"/>
+          <w:numId w:val="2"/>
+        </w:numPr>
+        <w:spacing w:after="100" w:line="280"/>
+      </w:pPr>
+      <w:r>
+        <w:rPr>
+          <w:rFonts w:ascii="Calibri" w:cs="Calibri" w:eastAsia="Calibri" w:hAnsi="Calibri"/>
+          <w:sz w:val="22"/>
+          <w:szCs w:val="22"/>
+        </w:rPr>
+        <w:t xml:space="preserve">En la pestaña "📊 Análisis Estadístico PNF" hay un botón "⬇ Descargar Informe PDF" propio, con el análisis de las pruebas de carga.</w:t>
+      </w:r>
+    </w:p>
+    <w:p>
+      <w:pPr>
+        <w:pStyle w:val="Heading2"/>
+        <w:spacing w:after="160" w:before="360"/>
+      </w:pPr>
+      <w:r>
+        <w:rPr>
+          <w:b/>
+          <w:bCs/>
+          <w:color w:val="2E5C8A"/>
+          <w:sz w:val="26"/>
+          <w:szCs w:val="26"/>
+        </w:rPr>
+        <w:t xml:space="preserve">6.7 Apariencia del reporte</w:t>
+      </w:r>
+    </w:p>
+    <w:p>
+      <w:pPr>
+        <w:spacing w:after="180" w:line="300"/>
+        <w:jc w:val="both"/>
+      </w:pPr>
+      <w:r>
+        <w:rPr>
+          <w:rFonts w:ascii="Calibri" w:cs="Calibri" w:eastAsia="Calibri" w:hAnsi="Calibri"/>
+          <w:sz w:val="22"/>
+          <w:szCs w:val="22"/>
+        </w:rPr>
+        <w:t xml:space="preserve">El reporte se abre por defecto con un fondo claro y colores sobrios, pensado para verse bien tanto en tu pantalla como proyectado en una reunión o impreso. Si prefieres el fondo oscuro, hay un botón con un ícono de luna (🌙) en la esquina superior derecha del encabezado — haz clic para cambiar, y vuelve a hacer clic (ahora aparece un sol ☀️) para volver al claro. El reporte recuerda tu elección la próxima vez que lo abras en el mismo navegador.</w:t>
+      </w:r>
+    </w:p>
+    <w:p>
+      <w:pPr>
+        <w:spacing w:after="180" w:line="300"/>
+        <w:jc w:val="both"/>
+      </w:pPr>
+      <w:r>
+        <w:rPr>
+          <w:rFonts w:ascii="Calibri" w:cs="Calibri" w:eastAsia="Calibri" w:hAnsi="Calibri"/>
+          <w:sz w:val="22"/>
+          <w:szCs w:val="22"/>
+        </w:rPr>
+        <w:t xml:space="preserve">Cuando todas las pruebas de un reporte pasan, vas a ver una pequeña animación de un punto verde pulsando junto al mensaje "Todo en orden" — es solo un detalle visual, no necesitas hacer nada con eso.</w:t>
+      </w:r>
+    </w:p>
+    <w:tbl>
+      <w:tblPr>
+        <w:tblW w:type="pct" w:w="100%"/>
+        <w:tblBorders>
+          <w:top w:val="single" w:color="auto" w:sz="4"/>
+          <w:left w:val="single" w:color="auto" w:sz="4"/>
+          <w:bottom w:val="single" w:color="auto" w:sz="4"/>
+          <w:right w:val="single" w:color="auto" w:sz="4"/>
+          <w:insideH w:val="single" w:color="auto" w:sz="4"/>
+          <w:insideV w:val="single" w:color="auto" w:sz="4"/>
+        </w:tblBorders>
+        <w:tblCellMar>
+          <w:top w:type="dxa" w:w="160"/>
+          <w:bottom w:type="dxa" w:w="220"/>
+        </w:tblCellMar>
+      </w:tblPr>
+      <w:tblGrid>
+        <w:gridCol w:w="140"/>
+        <w:gridCol w:w="9210"/>
+      </w:tblGrid>
+      <w:tr>
+        <w:tc>
+          <w:tcPr>
+            <w:tcW w:type="dxa" w:w="140"/>
+            <w:shd w:fill="2E5C8A" w:val="clear"/>
+          </w:tcPr>
+          <w:p/>
+        </w:tc>
+        <w:tc>
+          <w:tcPr>
+            <w:tcW w:type="dxa" w:w="9210"/>
+            <w:shd w:fill="E7F1FA" w:val="clear"/>
+            <w:tcMar>
+              <w:top w:type="dxa" w:w="160"/>
+              <w:left w:type="dxa" w:w="220"/>
+              <w:bottom w:type="dxa" w:w="160"/>
+              <w:right w:type="dxa" w:w="220"/>
+            </w:tcMar>
+          </w:tcPr>
+          <w:p>
+            <w:pPr>
+              <w:spacing w:after="80"/>
+            </w:pPr>
+            <w:r>
+              <w:rPr>
+                <w:rFonts w:ascii="Calibri" w:cs="Calibri" w:eastAsia="Calibri" w:hAnsi="Calibri"/>
+                <w:b/>
+                <w:bCs/>
+                <w:color w:val="222222"/>
+                <w:sz w:val="22"/>
+                <w:szCs w:val="22"/>
+              </w:rPr>
+              <w:t xml:space="preserve">💡 Tendencia de tus últimas ejecuciones</w:t>
+            </w:r>
+          </w:p>
+          <w:p>
+            <w:pPr>
+              <w:spacing w:after="0" w:line="280"/>
+            </w:pPr>
+            <w:r>
+              <w:rPr>
+                <w:rFonts w:ascii="Calibri" w:cs="Calibri" w:eastAsia="Calibri" w:hAnsi="Calibri"/>
+                <w:sz w:val="22"/>
+                <w:szCs w:val="22"/>
+              </w:rPr>
+              <w:t xml:space="preserve">A partir de la segunda vez que generas el reporte en tu computadora, aparece un gráfico "📈 Tendencia" en la pestaña Resumen mostrando el % de éxito de tus últimas ejecuciones — útil para ver de un vistazo si vas mejorando o empeorando entre corrida y corrida.</w:t>
+            </w:r>
+          </w:p>
+        </w:tc>
+      </w:tr>
+    </w:tbl>
     <w:p>
       <w:pPr>
         <w:sectPr>
@@ -10108,6 +10241,542 @@
                 <w:szCs w:val="22"/>
               </w:rPr>
               <w:t xml:space="preserve">El resultado que se genera dentro de GenerateTest nunca se edita a mano. Si quieres cambiar los datos, edita tu archivo de Excel/CSV dentro de BoxTestData y vuelve a ejecutar npm run generate.</w:t>
+            </w:r>
+          </w:p>
+        </w:tc>
+      </w:tr>
+    </w:tbl>
+    <w:p>
+      <w:pPr>
+        <w:pStyle w:val="Heading2"/>
+        <w:spacing w:after="160" w:before="360"/>
+      </w:pPr>
+      <w:r>
+        <w:rPr>
+          <w:b/>
+          <w:bCs/>
+          <w:color w:val="2E5C8A"/>
+          <w:sz w:val="26"/>
+          <w:szCs w:val="26"/>
+        </w:rPr>
+        <w:t xml:space="preserve">8.7 Datos distintos para la pantalla (UI) y para los servicios (API)</w:t>
+      </w:r>
+    </w:p>
+    <w:p>
+      <w:pPr>
+        <w:spacing w:after="180" w:line="300"/>
+        <w:jc w:val="both"/>
+      </w:pPr>
+      <w:r>
+        <w:rPr>
+          <w:rFonts w:ascii="Calibri" w:cs="Calibri" w:eastAsia="Calibri" w:hAnsi="Calibri"/>
+          <w:sz w:val="22"/>
+          <w:szCs w:val="22"/>
+        </w:rPr>
+        <w:t xml:space="preserve">Por defecto, un solo archivo de datos alimenta tanto la pantalla como los servicios de una misma suite. Pero si necesitas que usen datos DIFERENTES — por ejemplo, que la pantalla use Usuario/Contraseña y el servicio SOAP use otras columnas que no tienen nada que ver — puedes separar los archivos agregando una palabra al final del nombre, antes de la extensión:</w:t>
+      </w:r>
+    </w:p>
+    <w:tbl>
+      <w:tblPr>
+        <w:tblW w:type="dxa" w:w="9150"/>
+        <w:tblBorders>
+          <w:top w:val="single" w:color="auto" w:sz="4"/>
+          <w:left w:val="single" w:color="auto" w:sz="4"/>
+          <w:bottom w:val="single" w:color="auto" w:sz="4"/>
+          <w:right w:val="single" w:color="auto" w:sz="4"/>
+          <w:insideH w:val="single" w:color="auto" w:sz="4"/>
+          <w:insideV w:val="single" w:color="auto" w:sz="4"/>
+        </w:tblBorders>
+      </w:tblPr>
+      <w:tblGrid>
+        <w:gridCol w:w="3200"/>
+        <w:gridCol w:w="2000"/>
+        <w:gridCol w:w="3950"/>
+      </w:tblGrid>
+      <w:tr>
+        <w:trPr>
+          <w:tblHeader/>
+        </w:trPr>
+        <w:tc>
+          <w:tcPr>
+            <w:tcW w:type="dxa" w:w="3200"/>
+            <w:shd w:fill="1F3864" w:val="clear"/>
+            <w:tcMar>
+              <w:top w:type="dxa" w:w="100"/>
+              <w:left w:type="dxa" w:w="120"/>
+              <w:bottom w:type="dxa" w:w="100"/>
+              <w:right w:type="dxa" w:w="120"/>
+            </w:tcMar>
+            <w:vAlign w:val="center"/>
+          </w:tcPr>
+          <w:p>
+            <w:r>
+              <w:rPr>
+                <w:rFonts w:ascii="Calibri" w:cs="Calibri" w:eastAsia="Calibri" w:hAnsi="Calibri"/>
+                <w:b/>
+                <w:bCs/>
+                <w:color w:val="FFFFFF"/>
+                <w:sz w:val="20"/>
+                <w:szCs w:val="20"/>
+              </w:rPr>
+              <w:t xml:space="preserve">Para...</w:t>
+            </w:r>
+          </w:p>
+        </w:tc>
+        <w:tc>
+          <w:tcPr>
+            <w:tcW w:type="dxa" w:w="2000"/>
+            <w:shd w:fill="1F3864" w:val="clear"/>
+            <w:tcMar>
+              <w:top w:type="dxa" w:w="100"/>
+              <w:left w:type="dxa" w:w="120"/>
+              <w:bottom w:type="dxa" w:w="100"/>
+              <w:right w:type="dxa" w:w="120"/>
+            </w:tcMar>
+            <w:vAlign w:val="center"/>
+          </w:tcPr>
+          <w:p>
+            <w:r>
+              <w:rPr>
+                <w:rFonts w:ascii="Calibri" w:cs="Calibri" w:eastAsia="Calibri" w:hAnsi="Calibri"/>
+                <w:b/>
+                <w:bCs/>
+                <w:color w:val="FFFFFF"/>
+                <w:sz w:val="20"/>
+                <w:szCs w:val="20"/>
+              </w:rPr>
+              <w:t xml:space="preserve">Agrega al nombre</w:t>
+            </w:r>
+          </w:p>
+        </w:tc>
+        <w:tc>
+          <w:tcPr>
+            <w:tcW w:type="dxa" w:w="3950"/>
+            <w:shd w:fill="1F3864" w:val="clear"/>
+            <w:tcMar>
+              <w:top w:type="dxa" w:w="100"/>
+              <w:left w:type="dxa" w:w="120"/>
+              <w:bottom w:type="dxa" w:w="100"/>
+              <w:right w:type="dxa" w:w="120"/>
+            </w:tcMar>
+            <w:vAlign w:val="center"/>
+          </w:tcPr>
+          <w:p>
+            <w:r>
+              <w:rPr>
+                <w:rFonts w:ascii="Calibri" w:cs="Calibri" w:eastAsia="Calibri" w:hAnsi="Calibri"/>
+                <w:b/>
+                <w:bCs/>
+                <w:color w:val="FFFFFF"/>
+                <w:sz w:val="20"/>
+                <w:szCs w:val="20"/>
+              </w:rPr>
+              <w:t xml:space="preserve">Ejemplo</w:t>
+            </w:r>
+          </w:p>
+        </w:tc>
+      </w:tr>
+      <w:tr>
+        <w:tc>
+          <w:tcPr>
+            <w:tcW w:type="dxa" w:w="3200"/>
+            <w:shd w:fill="FFFFFF" w:val="clear"/>
+            <w:tcMar>
+              <w:top w:type="dxa" w:w="90"/>
+              <w:left w:type="dxa" w:w="120"/>
+              <w:bottom w:type="dxa" w:w="90"/>
+              <w:right w:type="dxa" w:w="120"/>
+            </w:tcMar>
+            <w:vAlign w:val="center"/>
+          </w:tcPr>
+          <w:p>
+            <w:pPr>
+              <w:spacing w:line="260"/>
+            </w:pPr>
+            <w:r>
+              <w:rPr>
+                <w:rFonts w:ascii="Calibri" w:cs="Calibri" w:eastAsia="Calibri" w:hAnsi="Calibri"/>
+                <w:sz w:val="22"/>
+                <w:szCs w:val="22"/>
+              </w:rPr>
+              <w:t xml:space="preserve">Solo la pantalla (UI)</w:t>
+            </w:r>
+          </w:p>
+        </w:tc>
+        <w:tc>
+          <w:tcPr>
+            <w:tcW w:type="dxa" w:w="2000"/>
+            <w:shd w:fill="FFFFFF" w:val="clear"/>
+            <w:tcMar>
+              <w:top w:type="dxa" w:w="90"/>
+              <w:left w:type="dxa" w:w="120"/>
+              <w:bottom w:type="dxa" w:w="90"/>
+              <w:right w:type="dxa" w:w="120"/>
+            </w:tcMar>
+            <w:vAlign w:val="center"/>
+          </w:tcPr>
+          <w:p>
+            <w:pPr>
+              <w:spacing w:line="260"/>
+            </w:pPr>
+            <w:r>
+              <w:rPr>
+                <w:rFonts w:ascii="Calibri" w:cs="Calibri" w:eastAsia="Calibri" w:hAnsi="Calibri"/>
+                <w:sz w:val="22"/>
+                <w:szCs w:val="22"/>
+              </w:rPr>
+              <w:t xml:space="preserve">_Web</w:t>
+            </w:r>
+          </w:p>
+        </w:tc>
+        <w:tc>
+          <w:tcPr>
+            <w:tcW w:type="dxa" w:w="3950"/>
+            <w:shd w:fill="FFFFFF" w:val="clear"/>
+            <w:tcMar>
+              <w:top w:type="dxa" w:w="90"/>
+              <w:left w:type="dxa" w:w="120"/>
+              <w:bottom w:type="dxa" w:w="90"/>
+              <w:right w:type="dxa" w:w="120"/>
+            </w:tcMar>
+            <w:vAlign w:val="center"/>
+          </w:tcPr>
+          <w:p>
+            <w:pPr>
+              <w:spacing w:line="260"/>
+            </w:pPr>
+            <w:r>
+              <w:rPr>
+                <w:rFonts w:ascii="Calibri" w:cs="Calibri" w:eastAsia="Calibri" w:hAnsi="Calibri"/>
+                <w:sz w:val="22"/>
+                <w:szCs w:val="22"/>
+              </w:rPr>
+              <w:t xml:space="preserve">Homebanking_Tarjeta_Virtual_Web.csv</w:t>
+            </w:r>
+          </w:p>
+        </w:tc>
+      </w:tr>
+      <w:tr>
+        <w:tc>
+          <w:tcPr>
+            <w:tcW w:type="dxa" w:w="3200"/>
+            <w:shd w:fill="F4F6F7" w:val="clear"/>
+            <w:tcMar>
+              <w:top w:type="dxa" w:w="90"/>
+              <w:left w:type="dxa" w:w="120"/>
+              <w:bottom w:type="dxa" w:w="90"/>
+              <w:right w:type="dxa" w:w="120"/>
+            </w:tcMar>
+            <w:vAlign w:val="center"/>
+          </w:tcPr>
+          <w:p>
+            <w:pPr>
+              <w:spacing w:line="260"/>
+            </w:pPr>
+            <w:r>
+              <w:rPr>
+                <w:rFonts w:ascii="Calibri" w:cs="Calibri" w:eastAsia="Calibri" w:hAnsi="Calibri"/>
+                <w:sz w:val="22"/>
+                <w:szCs w:val="22"/>
+              </w:rPr>
+              <w:t xml:space="preserve">Solo un servicio SOAP</w:t>
+            </w:r>
+          </w:p>
+        </w:tc>
+        <w:tc>
+          <w:tcPr>
+            <w:tcW w:type="dxa" w:w="2000"/>
+            <w:shd w:fill="F4F6F7" w:val="clear"/>
+            <w:tcMar>
+              <w:top w:type="dxa" w:w="90"/>
+              <w:left w:type="dxa" w:w="120"/>
+              <w:bottom w:type="dxa" w:w="90"/>
+              <w:right w:type="dxa" w:w="120"/>
+            </w:tcMar>
+            <w:vAlign w:val="center"/>
+          </w:tcPr>
+          <w:p>
+            <w:pPr>
+              <w:spacing w:line="260"/>
+            </w:pPr>
+            <w:r>
+              <w:rPr>
+                <w:rFonts w:ascii="Calibri" w:cs="Calibri" w:eastAsia="Calibri" w:hAnsi="Calibri"/>
+                <w:sz w:val="22"/>
+                <w:szCs w:val="22"/>
+              </w:rPr>
+              <w:t xml:space="preserve">_SOAP</w:t>
+            </w:r>
+          </w:p>
+        </w:tc>
+        <w:tc>
+          <w:tcPr>
+            <w:tcW w:type="dxa" w:w="3950"/>
+            <w:shd w:fill="F4F6F7" w:val="clear"/>
+            <w:tcMar>
+              <w:top w:type="dxa" w:w="90"/>
+              <w:left w:type="dxa" w:w="120"/>
+              <w:bottom w:type="dxa" w:w="90"/>
+              <w:right w:type="dxa" w:w="120"/>
+            </w:tcMar>
+            <w:vAlign w:val="center"/>
+          </w:tcPr>
+          <w:p>
+            <w:pPr>
+              <w:spacing w:line="260"/>
+            </w:pPr>
+            <w:r>
+              <w:rPr>
+                <w:rFonts w:ascii="Calibri" w:cs="Calibri" w:eastAsia="Calibri" w:hAnsi="Calibri"/>
+                <w:sz w:val="22"/>
+                <w:szCs w:val="22"/>
+              </w:rPr>
+              <w:t xml:space="preserve">Homebanking_Tarjeta_Virtual_SOAP.csv</w:t>
+            </w:r>
+          </w:p>
+        </w:tc>
+      </w:tr>
+      <w:tr>
+        <w:tc>
+          <w:tcPr>
+            <w:tcW w:type="dxa" w:w="3200"/>
+            <w:shd w:fill="FFFFFF" w:val="clear"/>
+            <w:tcMar>
+              <w:top w:type="dxa" w:w="90"/>
+              <w:left w:type="dxa" w:w="120"/>
+              <w:bottom w:type="dxa" w:w="90"/>
+              <w:right w:type="dxa" w:w="120"/>
+            </w:tcMar>
+            <w:vAlign w:val="center"/>
+          </w:tcPr>
+          <w:p>
+            <w:pPr>
+              <w:spacing w:line="260"/>
+            </w:pPr>
+            <w:r>
+              <w:rPr>
+                <w:rFonts w:ascii="Calibri" w:cs="Calibri" w:eastAsia="Calibri" w:hAnsi="Calibri"/>
+                <w:sz w:val="22"/>
+                <w:szCs w:val="22"/>
+              </w:rPr>
+              <w:t xml:space="preserve">Solo un servicio REST</w:t>
+            </w:r>
+          </w:p>
+        </w:tc>
+        <w:tc>
+          <w:tcPr>
+            <w:tcW w:type="dxa" w:w="2000"/>
+            <w:shd w:fill="FFFFFF" w:val="clear"/>
+            <w:tcMar>
+              <w:top w:type="dxa" w:w="90"/>
+              <w:left w:type="dxa" w:w="120"/>
+              <w:bottom w:type="dxa" w:w="90"/>
+              <w:right w:type="dxa" w:w="120"/>
+            </w:tcMar>
+            <w:vAlign w:val="center"/>
+          </w:tcPr>
+          <w:p>
+            <w:pPr>
+              <w:spacing w:line="260"/>
+            </w:pPr>
+            <w:r>
+              <w:rPr>
+                <w:rFonts w:ascii="Calibri" w:cs="Calibri" w:eastAsia="Calibri" w:hAnsi="Calibri"/>
+                <w:sz w:val="22"/>
+                <w:szCs w:val="22"/>
+              </w:rPr>
+              <w:t xml:space="preserve">_REST</w:t>
+            </w:r>
+          </w:p>
+        </w:tc>
+        <w:tc>
+          <w:tcPr>
+            <w:tcW w:type="dxa" w:w="3950"/>
+            <w:shd w:fill="FFFFFF" w:val="clear"/>
+            <w:tcMar>
+              <w:top w:type="dxa" w:w="90"/>
+              <w:left w:type="dxa" w:w="120"/>
+              <w:bottom w:type="dxa" w:w="90"/>
+              <w:right w:type="dxa" w:w="120"/>
+            </w:tcMar>
+            <w:vAlign w:val="center"/>
+          </w:tcPr>
+          <w:p>
+            <w:pPr>
+              <w:spacing w:line="260"/>
+            </w:pPr>
+            <w:r>
+              <w:rPr>
+                <w:rFonts w:ascii="Calibri" w:cs="Calibri" w:eastAsia="Calibri" w:hAnsi="Calibri"/>
+                <w:sz w:val="22"/>
+                <w:szCs w:val="22"/>
+              </w:rPr>
+              <w:t xml:space="preserve">Homebanking_Tarjeta_Virtual_REST.csv</w:t>
+            </w:r>
+          </w:p>
+        </w:tc>
+      </w:tr>
+      <w:tr>
+        <w:tc>
+          <w:tcPr>
+            <w:tcW w:type="dxa" w:w="3200"/>
+            <w:shd w:fill="F4F6F7" w:val="clear"/>
+            <w:tcMar>
+              <w:top w:type="dxa" w:w="90"/>
+              <w:left w:type="dxa" w:w="120"/>
+              <w:bottom w:type="dxa" w:w="90"/>
+              <w:right w:type="dxa" w:w="120"/>
+            </w:tcMar>
+            <w:vAlign w:val="center"/>
+          </w:tcPr>
+          <w:p>
+            <w:pPr>
+              <w:spacing w:line="260"/>
+            </w:pPr>
+            <w:r>
+              <w:rPr>
+                <w:rFonts w:ascii="Calibri" w:cs="Calibri" w:eastAsia="Calibri" w:hAnsi="Calibri"/>
+                <w:sz w:val="22"/>
+                <w:szCs w:val="22"/>
+              </w:rPr>
+              <w:t xml:space="preserve">Servicios REST y SOAP juntos (pero distinto de la pantalla)</w:t>
+            </w:r>
+          </w:p>
+        </w:tc>
+        <w:tc>
+          <w:tcPr>
+            <w:tcW w:type="dxa" w:w="2000"/>
+            <w:shd w:fill="F4F6F7" w:val="clear"/>
+            <w:tcMar>
+              <w:top w:type="dxa" w:w="90"/>
+              <w:left w:type="dxa" w:w="120"/>
+              <w:bottom w:type="dxa" w:w="90"/>
+              <w:right w:type="dxa" w:w="120"/>
+            </w:tcMar>
+            <w:vAlign w:val="center"/>
+          </w:tcPr>
+          <w:p>
+            <w:pPr>
+              <w:spacing w:line="260"/>
+            </w:pPr>
+            <w:r>
+              <w:rPr>
+                <w:rFonts w:ascii="Calibri" w:cs="Calibri" w:eastAsia="Calibri" w:hAnsi="Calibri"/>
+                <w:sz w:val="22"/>
+                <w:szCs w:val="22"/>
+              </w:rPr>
+              <w:t xml:space="preserve">_API</w:t>
+            </w:r>
+          </w:p>
+        </w:tc>
+        <w:tc>
+          <w:tcPr>
+            <w:tcW w:type="dxa" w:w="3950"/>
+            <w:shd w:fill="F4F6F7" w:val="clear"/>
+            <w:tcMar>
+              <w:top w:type="dxa" w:w="90"/>
+              <w:left w:type="dxa" w:w="120"/>
+              <w:bottom w:type="dxa" w:w="90"/>
+              <w:right w:type="dxa" w:w="120"/>
+            </w:tcMar>
+            <w:vAlign w:val="center"/>
+          </w:tcPr>
+          <w:p>
+            <w:pPr>
+              <w:spacing w:line="260"/>
+            </w:pPr>
+            <w:r>
+              <w:rPr>
+                <w:rFonts w:ascii="Calibri" w:cs="Calibri" w:eastAsia="Calibri" w:hAnsi="Calibri"/>
+                <w:sz w:val="22"/>
+                <w:szCs w:val="22"/>
+              </w:rPr>
+              <w:t xml:space="preserve">Homebanking_Tarjeta_Virtual_API.csv</w:t>
+            </w:r>
+          </w:p>
+        </w:tc>
+      </w:tr>
+    </w:tbl>
+    <w:p>
+      <w:pPr>
+        <w:spacing w:after="180" w:line="300"/>
+        <w:jc w:val="both"/>
+      </w:pPr>
+      <w:r>
+        <w:rPr>
+          <w:rFonts w:ascii="Calibri" w:cs="Calibri" w:eastAsia="Calibri" w:hAnsi="Calibri"/>
+          <w:sz w:val="22"/>
+          <w:szCs w:val="22"/>
+        </w:rPr>
+        <w:t xml:space="preserve">Puedes usar solo los que necesites — por ejemplo, tener únicamente un archivo "_Web" y uno "_SOAP", sin "_REST" ni el archivo sin sufijo. Si para un tipo de prueba no existe su archivo específico, el sistema busca automáticamente el archivo SIN sufijo (el de siempre) como respaldo; si tampoco existe, esa prueba simplemente se ejecuta una sola vez, sin datos variables.</w:t>
+      </w:r>
+    </w:p>
+    <w:tbl>
+      <w:tblPr>
+        <w:tblW w:type="pct" w:w="100%"/>
+        <w:tblBorders>
+          <w:top w:val="single" w:color="auto" w:sz="4"/>
+          <w:left w:val="single" w:color="auto" w:sz="4"/>
+          <w:bottom w:val="single" w:color="auto" w:sz="4"/>
+          <w:right w:val="single" w:color="auto" w:sz="4"/>
+          <w:insideH w:val="single" w:color="auto" w:sz="4"/>
+          <w:insideV w:val="single" w:color="auto" w:sz="4"/>
+        </w:tblBorders>
+        <w:tblCellMar>
+          <w:top w:type="dxa" w:w="160"/>
+          <w:bottom w:type="dxa" w:w="220"/>
+        </w:tblCellMar>
+      </w:tblPr>
+      <w:tblGrid>
+        <w:gridCol w:w="140"/>
+        <w:gridCol w:w="9210"/>
+      </w:tblGrid>
+      <w:tr>
+        <w:tc>
+          <w:tcPr>
+            <w:tcW w:type="dxa" w:w="140"/>
+            <w:shd w:fill="2E5C8A" w:val="clear"/>
+          </w:tcPr>
+          <w:p/>
+        </w:tc>
+        <w:tc>
+          <w:tcPr>
+            <w:tcW w:type="dxa" w:w="9210"/>
+            <w:shd w:fill="E7F1FA" w:val="clear"/>
+            <w:tcMar>
+              <w:top w:type="dxa" w:w="160"/>
+              <w:left w:type="dxa" w:w="220"/>
+              <w:bottom w:type="dxa" w:w="160"/>
+              <w:right w:type="dxa" w:w="220"/>
+            </w:tcMar>
+          </w:tcPr>
+          <w:p>
+            <w:pPr>
+              <w:spacing w:after="80"/>
+            </w:pPr>
+            <w:r>
+              <w:rPr>
+                <w:rFonts w:ascii="Calibri" w:cs="Calibri" w:eastAsia="Calibri" w:hAnsi="Calibri"/>
+                <w:b/>
+                <w:bCs/>
+                <w:color w:val="222222"/>
+                <w:sz w:val="22"/>
+                <w:szCs w:val="22"/>
+              </w:rPr>
+              <w:t xml:space="preserve">💡 Ejemplo real</w:t>
+            </w:r>
+          </w:p>
+          <w:p>
+            <w:pPr>
+              <w:spacing w:after="0" w:line="280"/>
+            </w:pPr>
+            <w:r>
+              <w:rPr>
+                <w:rFonts w:ascii="Calibri" w:cs="Calibri" w:eastAsia="Calibri" w:hAnsi="Calibri"/>
+                <w:sz w:val="22"/>
+                <w:szCs w:val="22"/>
+              </w:rPr>
+              <w:t xml:space="preserve">Con Homebanking_Tarjeta_Virtual_Web.csv (columnas Usuario, Contraseña) y Homebanking_Tarjeta_Virtual_SOAP.csv (columnas intA, intB) presentes al mismo tiempo, npm run generate produce, de forma completamente independiente: 2 ejecuciones del flujo de pantalla con Usuario/Contraseña, y 2 ejecuciones del servicio SOAP con intA/intB — ninguna columna de un archivo se mezcla con el otro.</w:t>
             </w:r>
           </w:p>
         </w:tc>
